--- a/docs/book/Graduation_Project_Book_Template.docx
+++ b/docs/book/Graduation_Project_Book_Template.docx
@@ -790,6 +790,12 @@
         <w:sectPr>
           <w:pgSz w:w="11906" w:h="16838"/>
           <w:pgMar w:top="1418" w:right="1418" w:bottom="1418" w:left="1701" w:header="709" w:footer="709" w:gutter="0"/>
+          <w:pgBorders w:offsetFrom="page">
+            <w:top w:val="double" w:sz="6" w:space="24" w:color="000000"/>
+            <w:left w:val="double" w:sz="6" w:space="24" w:color="000000"/>
+            <w:bottom w:val="double" w:sz="6" w:space="24" w:color="000000"/>
+            <w:right w:val="double" w:sz="6" w:space="24" w:color="000000"/>
+          </w:pgBorders>
           <w:vAlign w:val="top"/>
         </w:sectPr>
       </w:pPr>
@@ -2167,6 +2173,12 @@
           <w:type w:val="nextPage"/>
           <w:pgSz w:w="11906" w:h="16838"/>
           <w:pgMar w:top="1418" w:right="1418" w:bottom="1418" w:left="1701" w:header="709" w:footer="709" w:gutter="0"/>
+          <w:pgBorders w:offsetFrom="page">
+            <w:top w:val="double" w:sz="6" w:space="24" w:color="000000"/>
+            <w:left w:val="double" w:sz="6" w:space="24" w:color="000000"/>
+            <w:bottom w:val="double" w:sz="6" w:space="24" w:color="000000"/>
+            <w:right w:val="double" w:sz="6" w:space="24" w:color="000000"/>
+          </w:pgBorders>
           <w:pgNumType w:fmt="lowerRoman" w:start="1"/>
         </w:sectPr>
       </w:pPr>
@@ -9722,6 +9734,12 @@
       <w:type w:val="nextPage"/>
       <w:pgSz w:w="11906" w:h="16838"/>
       <w:pgMar w:top="1418" w:right="1418" w:bottom="1418" w:left="1701" w:header="709" w:footer="709" w:gutter="0"/>
+      <w:pgBorders w:offsetFrom="page">
+        <w:top w:val="double" w:sz="6" w:space="24" w:color="000000"/>
+        <w:left w:val="double" w:sz="6" w:space="24" w:color="000000"/>
+        <w:bottom w:val="double" w:sz="6" w:space="24" w:color="000000"/>
+        <w:right w:val="double" w:sz="6" w:space="24" w:color="000000"/>
+      </w:pgBorders>
       <w:pgNumType w:fmt="decimal" w:start="1"/>
     </w:sectPr>
   </w:body>
